--- a/Files/03 - Vayikra/11 - Behar/5784/Behar 5784.docx
+++ b/Files/03 - Vayikra/11 - Behar/5784/Behar 5784.docx
@@ -58,7 +58,7 @@
           <w:rFonts w:ascii="Times New Roman" w:hAnsi="Times New Roman" w:cs="Times New Roman"/>
           <w:rtl/>
         </w:rPr>
-        <w:t>״</w:t>
+        <w:t>"</w:t>
       </w:r>
       <w:r>
         <w:rPr>
@@ -617,7 +617,19 @@
         <w:rPr>
           <w:rFonts w:ascii="Times New Roman" w:hAnsi="Times New Roman" w:cs="Times New Roman"/>
         </w:rPr>
-        <w:t xml:space="preserve"> daughter was undergoing treatment in </w:t>
+        <w:t xml:space="preserve"> daughter </w:t>
+      </w:r>
+      <w:r>
+        <w:rPr>
+          <w:rFonts w:ascii="Times New Roman" w:hAnsi="Times New Roman" w:cs="Times New Roman"/>
+        </w:rPr>
+        <w:t xml:space="preserve">who </w:t>
+      </w:r>
+      <w:r>
+        <w:rPr>
+          <w:rFonts w:ascii="Times New Roman" w:hAnsi="Times New Roman" w:cs="Times New Roman"/>
+        </w:rPr>
+        <w:t xml:space="preserve">was undergoing treatment in </w:t>
       </w:r>
       <w:r>
         <w:rPr>
